--- a/klagomål/A 536-2023 FSC-klagomål.docx
+++ b/klagomål/A 536-2023 FSC-klagomål.docx
@@ -937,7 +937,7 @@
     <w:r>
       <w:tab/>
       <w:tab/>
-      <w:t>2026-06-18</w:t>
+      <w:t>2026-06-19</w:t>
       <w:br/>
       <w:br/>
     </w:r>

--- a/klagomål/A 536-2023 FSC-klagomål.docx
+++ b/klagomål/A 536-2023 FSC-klagomål.docx
@@ -937,7 +937,7 @@
     <w:r>
       <w:tab/>
       <w:tab/>
-      <w:t>2026-06-19</w:t>
+      <w:t>2026-06-20</w:t>
       <w:br/>
       <w:br/>
     </w:r>

--- a/klagomål/A 536-2023 FSC-klagomål.docx
+++ b/klagomål/A 536-2023 FSC-klagomål.docx
@@ -168,38 +168,7 @@
     </w:p>
     <w:p>
       <w:r>
-        <w:t>Detta dokument behandlar höga naturvärden i avverkningsanmälan A 536-2023 i Strömsunds kommun som inkom 2023-01-04 och omfattar 35,4 ha.</w:t>
-      </w:r>
-    </w:p>
-    <w:p>
-      <w:r>
-        <w:t>Nedan presenteras fynd av naturvårdsarter som gjorts i det avverkningsanmälda området, samt relevanta utdrag ur standarderna för FSC, Chain of Custody, Controlled Wood och PEFC. I BILAGA 1 finns artfakta om rödlistade arter.</w:t>
-      </w:r>
-    </w:p>
-    <w:p>
-      <w:r>
-        <w:t>Vi förväntar oss att ni återkommer med ett skriftligt svar på vårt klagomål och även beskriver vilka korrigerande åtgärder ni satt in för att rätta till identifierade brister i er efterlevnad av den svenska FSC standarden.</w:t>
-      </w:r>
-    </w:p>
-    <w:p>
-      <w:pPr>
-        <w:pStyle w:val="Heading1"/>
-      </w:pPr>
-      <w:r>
-        <w:t>Naturvårdsarter</w:t>
-      </w:r>
-    </w:p>
-    <w:p>
-      <w:r>
-        <w:t>Inom 25 meter från avverkningsanmälan har följande 4 naturvårdsarter hittats: skrovelmössing (VU), brunpudrad nållav (NT, T), lunglav (NT, T) och stuplav (S, T). Av dessa är 3 rödlistade. För rödlistade arter har rödlistekategorin angivits inom parentes. Arter som är signalarter enligt Skogsstyrelsen har markerats med (S). Typiska arter inom Natura 2000 som är kopplade till skogsekosystem har markerats med (T).</w:t>
-      </w:r>
-    </w:p>
-    <w:p>
-      <w:r>
-        <w:t>De påträffade naturvårdsarterna är ett tydligt kvitto på att det rör sig om en skog med höga naturvärden.</w:t>
-      </w:r>
-      <w:r>
-        <w:t xml:space="preserve"> I Figur 1 visas fyndplatser för naturvårdsarter i området, som finns registrerade på Artportalen.</w:t>
+        <w:t>Detta klagomål behandlar höga naturvärden i avverkningsanmälan A 536-2023 i Strömsunds kommun som inkom 2023-01-04 och omfattar 35,4 ha.</w:t>
       </w:r>
     </w:p>
     <w:p>
@@ -247,7 +216,73 @@
         <w:spacing w:after="240"/>
       </w:pPr>
       <w:r>
-        <w:t>Figur 1. Fyndplatser för naturvårdsarter inom 25 meter från avverkningsanmälan (röd linje). Markörer utan svart kant är placerade på fyndplatsen. Markörer med svart kant är placerade vid sidan av fyndplatsen och har ett svart streck som visar fyndplatsens exakta position. Kartans mittpunktskoordinat är N 7180818, E 448485 i SWEREF 99 TM.</w:t>
+        <w:t>Figur 1. Fyndplatser för naturvårdsarter inom 25 meter från avverkningsanmälan. Markörer utan svart kant är placerade på fyndplatsen. Markörer med svart kant är placerade vid sidan av fyndplatsen har ett svart streck som visar fyndplatsens exakta position. Kartans mittpunktskoordinat är N 7180818, E 448485 i SWEREF 99 TM.</w:t>
+      </w:r>
+    </w:p>
+    <w:p>
+      <w:r>
+        <w:t>Inom 25 meter från avverkningsanmälan finns fynd av 4 naturvårdsarter, varav 3 är rödlistade, 3 är typiska (T) och 1 är signalart (S): skrovelmössing (VU), brunpudrad nållav (NT, T), lunglav (NT, T) och stuplav (S, T). Se Figur 1.</w:t>
+      </w:r>
+    </w:p>
+    <w:p>
+      <w:r>
+        <w:t>Nedan presenteras relevanta utdrag ur standarderna för FSC, Chain of Custody, Controlled Wood och PEFC.</w:t>
+      </w:r>
+    </w:p>
+    <w:p>
+      <w:r>
+        <w:t>Vi förväntar oss att ni återkommer med ett skriftligt svar på vårt klagomål och även beskriver vilka korrigerande åtgärder ni satt in för att rätta till identifierade brister i er efterlevnad av den svenska FSC standarden.</w:t>
+      </w:r>
+    </w:p>
+    <w:p>
+      <w:pPr>
+        <w:pStyle w:val="Heading1"/>
+      </w:pPr>
+      <w:r>
+        <w:t>Naturvårdsarter och fridlysta arter</w:t>
+      </w:r>
+    </w:p>
+    <w:p>
+      <w:r>
+        <w:t>Nedan följer beskrivningar av de naturvårdsarter och fridlysta arter som har sina livsmiljöer och växtplatser i den avverkningsanmälda skogen. Se även ytterligare artfakta i BILAGA 1. De påträffade naturvårdsarterna är ett tydligt kvitto på att det rör sig om en skog med höga naturvärden.</w:t>
+      </w:r>
+    </w:p>
+    <w:p>
+      <w:r>
+        <w:rPr>
+          <w:b/>
+        </w:rPr>
+        <w:t>Skrovelmössing (VU)</w:t>
+      </w:r>
+      <w:r>
+        <w:t xml:space="preserve"> är en parasitisk svamp som enbart växer på lunglav (NT). Lunglav växer på stammar av olika lövträd, främst på halvöppna växtplatser med hög och jämn luftfuktighet. Genom att skydda och utveckla skogsmiljöer med lunglav gynnas också en lång rad andra sällsynta och rödlistade arter såsom exempelvis lavparasiterna lunglavshårprick (CR), </w:t>
+      </w:r>
+      <w:r>
+        <w:rPr>
+          <w:i/>
+        </w:rPr>
+        <w:t>Abrothallus diederichii</w:t>
+      </w:r>
+      <w:r>
+        <w:t xml:space="preserve"> (VU), </w:t>
+      </w:r>
+      <w:r>
+        <w:rPr>
+          <w:i/>
+        </w:rPr>
+        <w:t>Abrothallus lobariae</w:t>
+      </w:r>
+      <w:r>
+        <w:t xml:space="preserve"> (VU), </w:t>
+      </w:r>
+      <w:r>
+        <w:rPr>
+          <w:i/>
+        </w:rPr>
+        <w:t>Calycina lobariae</w:t>
+      </w:r>
+      <w:r>
+        <w:t xml:space="preserve"> (VU), lunglavsknapp (VU) och skrovelmössing (VU). Rikliga förekomster av lunglav bör skyddas med biotopskydd, frivilliga avsättningar eller reservat (SLU Artdatabanken, 2026).</w:t>
       </w:r>
     </w:p>
     <w:p>
@@ -324,44 +359,6 @@
       </w:r>
       <w:r>
         <w:t xml:space="preserve"> (SLU Artdatabanken, 2026; Nitare &amp; Skogsstyrelsen, 2019).</w:t>
-      </w:r>
-    </w:p>
-    <w:p>
-      <w:r>
-        <w:rPr>
-          <w:b/>
-        </w:rPr>
-        <w:t>Skrovelmössing (VU)</w:t>
-      </w:r>
-      <w:r>
-        <w:t xml:space="preserve"> är en parasitisk svamp som enbart växer på lunglav (NT). Lunglav växer på stammar av olika lövträd, främst på halvöppna växtplatser med hög och jämn luftfuktighet. Genom att skydda och utveckla skogsmiljöer med lunglav gynnas också en lång rad andra sällsynta och rödlistade arter såsom exempelvis lavparasiterna lunglavshårprick (CR), </w:t>
-      </w:r>
-      <w:r>
-        <w:rPr>
-          <w:i/>
-        </w:rPr>
-        <w:t>Abrothallus diederichii</w:t>
-      </w:r>
-      <w:r>
-        <w:t xml:space="preserve"> (VU), </w:t>
-      </w:r>
-      <w:r>
-        <w:rPr>
-          <w:i/>
-        </w:rPr>
-        <w:t>Abrothallus lobariae</w:t>
-      </w:r>
-      <w:r>
-        <w:t xml:space="preserve"> (VU), </w:t>
-      </w:r>
-      <w:r>
-        <w:rPr>
-          <w:i/>
-        </w:rPr>
-        <w:t>Calycina lobariae</w:t>
-      </w:r>
-      <w:r>
-        <w:t xml:space="preserve"> (VU), lunglavsknapp (VU) och skrovelmössing (VU). Rikliga förekomster av lunglav bör skyddas med biotopskydd, frivilliga avsättningar eller reservat (SLU Artdatabanken, 2026).</w:t>
       </w:r>
     </w:p>
     <w:p>
@@ -937,7 +934,7 @@
     <w:r>
       <w:tab/>
       <w:tab/>
-      <w:t>2026-06-20</w:t>
+      <w:t>2026-06-21</w:t>
       <w:br/>
       <w:br/>
     </w:r>

--- a/klagomål/A 536-2023 FSC-klagomål.docx
+++ b/klagomål/A 536-2023 FSC-klagomål.docx
@@ -934,7 +934,7 @@
     <w:r>
       <w:tab/>
       <w:tab/>
-      <w:t>2026-06-21</w:t>
+      <w:t>2026-06-22</w:t>
       <w:br/>
       <w:br/>
     </w:r>

--- a/klagomål/A 536-2023 FSC-klagomål.docx
+++ b/klagomål/A 536-2023 FSC-klagomål.docx
@@ -934,7 +934,7 @@
     <w:r>
       <w:tab/>
       <w:tab/>
-      <w:t>2026-06-22</w:t>
+      <w:t>2026-06-23</w:t>
       <w:br/>
       <w:br/>
     </w:r>

--- a/klagomål/A 536-2023 FSC-klagomål.docx
+++ b/klagomål/A 536-2023 FSC-klagomål.docx
@@ -934,7 +934,7 @@
     <w:r>
       <w:tab/>
       <w:tab/>
-      <w:t>2026-06-23</w:t>
+      <w:t>2026-06-24</w:t>
       <w:br/>
       <w:br/>
     </w:r>

--- a/klagomål/A 536-2023 FSC-klagomål.docx
+++ b/klagomål/A 536-2023 FSC-klagomål.docx
@@ -934,7 +934,7 @@
     <w:r>
       <w:tab/>
       <w:tab/>
-      <w:t>2026-06-24</w:t>
+      <w:t>2026-06-25</w:t>
       <w:br/>
       <w:br/>
     </w:r>

--- a/klagomål/A 536-2023 FSC-klagomål.docx
+++ b/klagomål/A 536-2023 FSC-klagomål.docx
@@ -934,7 +934,7 @@
     <w:r>
       <w:tab/>
       <w:tab/>
-      <w:t>2026-06-25</w:t>
+      <w:t>2026-06-26</w:t>
       <w:br/>
       <w:br/>
     </w:r>

--- a/klagomål/A 536-2023 FSC-klagomål.docx
+++ b/klagomål/A 536-2023 FSC-klagomål.docx
@@ -934,7 +934,7 @@
     <w:r>
       <w:tab/>
       <w:tab/>
-      <w:t>2026-06-26</w:t>
+      <w:t>2026-06-27</w:t>
       <w:br/>
       <w:br/>
     </w:r>

--- a/klagomål/A 536-2023 FSC-klagomål.docx
+++ b/klagomål/A 536-2023 FSC-klagomål.docx
@@ -934,7 +934,7 @@
     <w:r>
       <w:tab/>
       <w:tab/>
-      <w:t>2026-06-27</w:t>
+      <w:t>2026-06-28</w:t>
       <w:br/>
       <w:br/>
     </w:r>

--- a/klagomål/A 536-2023 FSC-klagomål.docx
+++ b/klagomål/A 536-2023 FSC-klagomål.docx
@@ -934,7 +934,7 @@
     <w:r>
       <w:tab/>
       <w:tab/>
-      <w:t>2026-06-28</w:t>
+      <w:t>2026-06-29</w:t>
       <w:br/>
       <w:br/>
     </w:r>

--- a/klagomål/A 536-2023 FSC-klagomål.docx
+++ b/klagomål/A 536-2023 FSC-klagomål.docx
@@ -934,7 +934,7 @@
     <w:r>
       <w:tab/>
       <w:tab/>
-      <w:t>2026-06-29</w:t>
+      <w:t>2026-06-30</w:t>
       <w:br/>
       <w:br/>
     </w:r>

--- a/klagomål/A 536-2023 FSC-klagomål.docx
+++ b/klagomål/A 536-2023 FSC-klagomål.docx
@@ -934,7 +934,7 @@
     <w:r>
       <w:tab/>
       <w:tab/>
-      <w:t>2026-06-30</w:t>
+      <w:t>2026-07-01</w:t>
       <w:br/>
       <w:br/>
     </w:r>

--- a/klagomål/A 536-2023 FSC-klagomål.docx
+++ b/klagomål/A 536-2023 FSC-klagomål.docx
@@ -934,7 +934,7 @@
     <w:r>
       <w:tab/>
       <w:tab/>
-      <w:t>2026-07-01</w:t>
+      <w:t>2026-07-02</w:t>
       <w:br/>
       <w:br/>
     </w:r>

--- a/klagomål/A 536-2023 FSC-klagomål.docx
+++ b/klagomål/A 536-2023 FSC-klagomål.docx
@@ -934,7 +934,7 @@
     <w:r>
       <w:tab/>
       <w:tab/>
-      <w:t>2026-07-13</w:t>
+      <w:t>2026-07-14</w:t>
       <w:br/>
       <w:br/>
     </w:r>

--- a/klagomål/A 536-2023 FSC-klagomål.docx
+++ b/klagomål/A 536-2023 FSC-klagomål.docx
@@ -934,7 +934,7 @@
     <w:r>
       <w:tab/>
       <w:tab/>
-      <w:t>2026-07-14</w:t>
+      <w:t>2026-07-15</w:t>
       <w:br/>
       <w:br/>
     </w:r>

--- a/klagomål/A 536-2023 FSC-klagomål.docx
+++ b/klagomål/A 536-2023 FSC-klagomål.docx
@@ -934,7 +934,7 @@
     <w:r>
       <w:tab/>
       <w:tab/>
-      <w:t>2026-07-15</w:t>
+      <w:t>2026-07-16</w:t>
       <w:br/>
       <w:br/>
     </w:r>

--- a/klagomål/A 536-2023 FSC-klagomål.docx
+++ b/klagomål/A 536-2023 FSC-klagomål.docx
@@ -934,7 +934,7 @@
     <w:r>
       <w:tab/>
       <w:tab/>
-      <w:t>2026-07-16</w:t>
+      <w:t>2026-07-17</w:t>
       <w:br/>
       <w:br/>
     </w:r>

--- a/klagomål/A 536-2023 FSC-klagomål.docx
+++ b/klagomål/A 536-2023 FSC-klagomål.docx
@@ -934,7 +934,7 @@
     <w:r>
       <w:tab/>
       <w:tab/>
-      <w:t>2026-07-17</w:t>
+      <w:t>2026-07-18</w:t>
       <w:br/>
       <w:br/>
     </w:r>

--- a/klagomål/A 536-2023 FSC-klagomål.docx
+++ b/klagomål/A 536-2023 FSC-klagomål.docx
@@ -934,7 +934,7 @@
     <w:r>
       <w:tab/>
       <w:tab/>
-      <w:t>2026-07-18</w:t>
+      <w:t>2026-07-19</w:t>
       <w:br/>
       <w:br/>
     </w:r>

--- a/klagomål/A 536-2023 FSC-klagomål.docx
+++ b/klagomål/A 536-2023 FSC-klagomål.docx
@@ -934,7 +934,7 @@
     <w:r>
       <w:tab/>
       <w:tab/>
-      <w:t>2026-07-19</w:t>
+      <w:t>2026-07-20</w:t>
       <w:br/>
       <w:br/>
     </w:r>

--- a/klagomål/A 536-2023 FSC-klagomål.docx
+++ b/klagomål/A 536-2023 FSC-klagomål.docx
@@ -934,7 +934,7 @@
     <w:r>
       <w:tab/>
       <w:tab/>
-      <w:t>2026-07-20</w:t>
+      <w:t>2026-07-21</w:t>
       <w:br/>
       <w:br/>
     </w:r>

--- a/klagomål/A 536-2023 FSC-klagomål.docx
+++ b/klagomål/A 536-2023 FSC-klagomål.docx
@@ -934,7 +934,7 @@
     <w:r>
       <w:tab/>
       <w:tab/>
-      <w:t>2026-07-21</w:t>
+      <w:t>2026-07-22</w:t>
       <w:br/>
       <w:br/>
     </w:r>

--- a/klagomål/A 536-2023 FSC-klagomål.docx
+++ b/klagomål/A 536-2023 FSC-klagomål.docx
@@ -934,7 +934,7 @@
     <w:r>
       <w:tab/>
       <w:tab/>
-      <w:t>2026-07-22</w:t>
+      <w:t>2026-07-23</w:t>
       <w:br/>
       <w:br/>
     </w:r>

--- a/klagomål/A 536-2023 FSC-klagomål.docx
+++ b/klagomål/A 536-2023 FSC-klagomål.docx
@@ -934,7 +934,7 @@
     <w:r>
       <w:tab/>
       <w:tab/>
-      <w:t>2026-07-23</w:t>
+      <w:t>2026-07-24</w:t>
       <w:br/>
       <w:br/>
     </w:r>

--- a/klagomål/A 536-2023 FSC-klagomål.docx
+++ b/klagomål/A 536-2023 FSC-klagomål.docx
@@ -934,7 +934,7 @@
     <w:r>
       <w:tab/>
       <w:tab/>
-      <w:t>2026-07-24</w:t>
+      <w:t>2026-07-25</w:t>
       <w:br/>
       <w:br/>
     </w:r>

--- a/klagomål/A 536-2023 FSC-klagomål.docx
+++ b/klagomål/A 536-2023 FSC-klagomål.docx
@@ -934,7 +934,7 @@
     <w:r>
       <w:tab/>
       <w:tab/>
-      <w:t>2026-07-25</w:t>
+      <w:t>2026-07-26</w:t>
       <w:br/>
       <w:br/>
     </w:r>

--- a/klagomål/A 536-2023 FSC-klagomål.docx
+++ b/klagomål/A 536-2023 FSC-klagomål.docx
@@ -934,7 +934,7 @@
     <w:r>
       <w:tab/>
       <w:tab/>
-      <w:t>2026-07-26</w:t>
+      <w:t>2026-07-27</w:t>
       <w:br/>
       <w:br/>
     </w:r>

--- a/klagomål/A 536-2023 FSC-klagomål.docx
+++ b/klagomål/A 536-2023 FSC-klagomål.docx
@@ -934,7 +934,7 @@
     <w:r>
       <w:tab/>
       <w:tab/>
-      <w:t>2026-07-27</w:t>
+      <w:t>2026-07-28</w:t>
       <w:br/>
       <w:br/>
     </w:r>

--- a/klagomål/A 536-2023 FSC-klagomål.docx
+++ b/klagomål/A 536-2023 FSC-klagomål.docx
@@ -934,7 +934,7 @@
     <w:r>
       <w:tab/>
       <w:tab/>
-      <w:t>2026-07-28</w:t>
+      <w:t>2026-07-29</w:t>
       <w:br/>
       <w:br/>
     </w:r>

--- a/klagomål/A 536-2023 FSC-klagomål.docx
+++ b/klagomål/A 536-2023 FSC-klagomål.docx
@@ -934,7 +934,7 @@
     <w:r>
       <w:tab/>
       <w:tab/>
-      <w:t>2026-07-29</w:t>
+      <w:t>2026-07-30</w:t>
       <w:br/>
       <w:br/>
     </w:r>

--- a/klagomål/A 536-2023 FSC-klagomål.docx
+++ b/klagomål/A 536-2023 FSC-klagomål.docx
@@ -934,7 +934,7 @@
     <w:r>
       <w:tab/>
       <w:tab/>
-      <w:t>2026-07-30</w:t>
+      <w:t>2026-07-31</w:t>
       <w:br/>
       <w:br/>
     </w:r>

--- a/klagomål/A 536-2023 FSC-klagomål.docx
+++ b/klagomål/A 536-2023 FSC-klagomål.docx
@@ -934,7 +934,7 @@
     <w:r>
       <w:tab/>
       <w:tab/>
-      <w:t>2026-07-31</w:t>
+      <w:t>2026-08-01</w:t>
       <w:br/>
       <w:br/>
     </w:r>

--- a/klagomål/A 536-2023 FSC-klagomål.docx
+++ b/klagomål/A 536-2023 FSC-klagomål.docx
@@ -934,7 +934,7 @@
     <w:r>
       <w:tab/>
       <w:tab/>
-      <w:t>2026-08-01</w:t>
+      <w:t>2026-08-02</w:t>
       <w:br/>
       <w:br/>
     </w:r>

--- a/klagomål/A 536-2023 FSC-klagomål.docx
+++ b/klagomål/A 536-2023 FSC-klagomål.docx
@@ -934,7 +934,7 @@
     <w:r>
       <w:tab/>
       <w:tab/>
-      <w:t>2026-08-02</w:t>
+      <w:t>2026-08-03</w:t>
       <w:br/>
       <w:br/>
     </w:r>

--- a/klagomål/A 536-2023 FSC-klagomål.docx
+++ b/klagomål/A 536-2023 FSC-klagomål.docx
@@ -934,7 +934,7 @@
     <w:r>
       <w:tab/>
       <w:tab/>
-      <w:t>2026-08-03</w:t>
+      <w:t>2026-08-05</w:t>
       <w:br/>
       <w:br/>
     </w:r>

--- a/klagomål/A 536-2023 FSC-klagomål.docx
+++ b/klagomål/A 536-2023 FSC-klagomål.docx
@@ -934,7 +934,7 @@
     <w:r>
       <w:tab/>
       <w:tab/>
-      <w:t>2026-08-05</w:t>
+      <w:t>2026-08-07</w:t>
       <w:br/>
       <w:br/>
     </w:r>

--- a/klagomål/A 536-2023 FSC-klagomål.docx
+++ b/klagomål/A 536-2023 FSC-klagomål.docx
@@ -934,7 +934,7 @@
     <w:r>
       <w:tab/>
       <w:tab/>
-      <w:t>2026-08-07</w:t>
+      <w:t>2026-08-08</w:t>
       <w:br/>
       <w:br/>
     </w:r>

--- a/klagomål/A 536-2023 FSC-klagomål.docx
+++ b/klagomål/A 536-2023 FSC-klagomål.docx
@@ -216,7 +216,7 @@
         <w:spacing w:after="240"/>
       </w:pPr>
       <w:r>
-        <w:t>Figur 1. Fyndplatser för naturvårdsarter inom 25 meter från avverkningsanmälan. Markörer utan svart kant är placerade på fyndplatsen. Markörer med svart kant är placerade vid sidan av fyndplatsen har ett svart streck som visar fyndplatsens exakta position. Kartans mittpunktskoordinat är N 7180818, E 448485 i SWEREF 99 TM.</w:t>
+        <w:t>Figur 1. Fyndplatser för naturvårdsarter inom 25 meter från avverkningsanmälan. Markörer utan svart kant är placerade på fyndplatsen. Markörer med svart kant är placerade vid sidan av fyndplatsen och har ett svart streck som visar fyndplatsens exakta position. Kartans mittpunktskoordinat är N 7180818, E 448485 i SWEREF 99 TM.</w:t>
       </w:r>
     </w:p>
     <w:p>
@@ -934,7 +934,7 @@
     <w:r>
       <w:tab/>
       <w:tab/>
-      <w:t>2026-08-14</w:t>
+      <w:t>2026-08-15</w:t>
       <w:br/>
       <w:br/>
     </w:r>

--- a/klagomål/A 536-2023 FSC-klagomål.docx
+++ b/klagomål/A 536-2023 FSC-klagomål.docx
@@ -934,7 +934,7 @@
     <w:r>
       <w:tab/>
       <w:tab/>
-      <w:t>2026-08-15</w:t>
+      <w:t>2026-08-16</w:t>
       <w:br/>
       <w:br/>
     </w:r>

--- a/klagomål/A 536-2023 FSC-klagomål.docx
+++ b/klagomål/A 536-2023 FSC-klagomål.docx
@@ -934,7 +934,7 @@
     <w:r>
       <w:tab/>
       <w:tab/>
-      <w:t>2026-08-16</w:t>
+      <w:t>2026-08-17</w:t>
       <w:br/>
       <w:br/>
     </w:r>

--- a/klagomål/A 536-2023 FSC-klagomål.docx
+++ b/klagomål/A 536-2023 FSC-klagomål.docx
@@ -934,7 +934,7 @@
     <w:r>
       <w:tab/>
       <w:tab/>
-      <w:t>2026-08-17</w:t>
+      <w:t>2026-08-18</w:t>
       <w:br/>
       <w:br/>
     </w:r>

--- a/klagomål/A 536-2023 FSC-klagomål.docx
+++ b/klagomål/A 536-2023 FSC-klagomål.docx
@@ -934,7 +934,7 @@
     <w:r>
       <w:tab/>
       <w:tab/>
-      <w:t>2026-08-18</w:t>
+      <w:t>2026-08-19</w:t>
       <w:br/>
       <w:br/>
     </w:r>

--- a/klagomål/A 536-2023 FSC-klagomål.docx
+++ b/klagomål/A 536-2023 FSC-klagomål.docx
@@ -934,7 +934,7 @@
     <w:r>
       <w:tab/>
       <w:tab/>
-      <w:t>2026-08-19</w:t>
+      <w:t>2026-08-20</w:t>
       <w:br/>
       <w:br/>
     </w:r>

--- a/klagomål/A 536-2023 FSC-klagomål.docx
+++ b/klagomål/A 536-2023 FSC-klagomål.docx
@@ -934,7 +934,7 @@
     <w:r>
       <w:tab/>
       <w:tab/>
-      <w:t>2026-08-20</w:t>
+      <w:t>2026-08-21</w:t>
       <w:br/>
       <w:br/>
     </w:r>

--- a/klagomål/A 536-2023 FSC-klagomål.docx
+++ b/klagomål/A 536-2023 FSC-klagomål.docx
@@ -934,7 +934,7 @@
     <w:r>
       <w:tab/>
       <w:tab/>
-      <w:t>2026-08-21</w:t>
+      <w:t>2026-08-22</w:t>
       <w:br/>
       <w:br/>
     </w:r>

--- a/klagomål/A 536-2023 FSC-klagomål.docx
+++ b/klagomål/A 536-2023 FSC-klagomål.docx
@@ -934,7 +934,7 @@
     <w:r>
       <w:tab/>
       <w:tab/>
-      <w:t>2026-08-22</w:t>
+      <w:t>2026-08-23</w:t>
       <w:br/>
       <w:br/>
     </w:r>

--- a/klagomål/A 536-2023 FSC-klagomål.docx
+++ b/klagomål/A 536-2023 FSC-klagomål.docx
@@ -934,7 +934,7 @@
     <w:r>
       <w:tab/>
       <w:tab/>
-      <w:t>2026-08-23</w:t>
+      <w:t>2026-08-24</w:t>
       <w:br/>
       <w:br/>
     </w:r>

--- a/klagomål/A 536-2023 FSC-klagomål.docx
+++ b/klagomål/A 536-2023 FSC-klagomål.docx
@@ -934,7 +934,7 @@
     <w:r>
       <w:tab/>
       <w:tab/>
-      <w:t>2026-08-24</w:t>
+      <w:t>2026-08-25</w:t>
       <w:br/>
       <w:br/>
     </w:r>

--- a/klagomål/A 536-2023 FSC-klagomål.docx
+++ b/klagomål/A 536-2023 FSC-klagomål.docx
@@ -934,7 +934,7 @@
     <w:r>
       <w:tab/>
       <w:tab/>
-      <w:t>2026-08-25</w:t>
+      <w:t>2026-08-26</w:t>
       <w:br/>
       <w:br/>
     </w:r>

--- a/klagomål/A 536-2023 FSC-klagomål.docx
+++ b/klagomål/A 536-2023 FSC-klagomål.docx
@@ -934,7 +934,7 @@
     <w:r>
       <w:tab/>
       <w:tab/>
-      <w:t>2026-08-26</w:t>
+      <w:t>2026-08-27</w:t>
       <w:br/>
       <w:br/>
     </w:r>

--- a/klagomål/A 536-2023 FSC-klagomål.docx
+++ b/klagomål/A 536-2023 FSC-klagomål.docx
@@ -934,7 +934,7 @@
     <w:r>
       <w:tab/>
       <w:tab/>
-      <w:t>2026-08-27</w:t>
+      <w:t>2026-08-28</w:t>
       <w:br/>
       <w:br/>
     </w:r>

--- a/klagomål/A 536-2023 FSC-klagomål.docx
+++ b/klagomål/A 536-2023 FSC-klagomål.docx
@@ -934,7 +934,7 @@
     <w:r>
       <w:tab/>
       <w:tab/>
-      <w:t>2026-08-28</w:t>
+      <w:t>2026-08-29</w:t>
       <w:br/>
       <w:br/>
     </w:r>

--- a/klagomål/A 536-2023 FSC-klagomål.docx
+++ b/klagomål/A 536-2023 FSC-klagomål.docx
@@ -934,7 +934,7 @@
     <w:r>
       <w:tab/>
       <w:tab/>
-      <w:t>2026-08-29</w:t>
+      <w:t>2026-08-31</w:t>
       <w:br/>
       <w:br/>
     </w:r>

--- a/klagomål/A 536-2023 FSC-klagomål.docx
+++ b/klagomål/A 536-2023 FSC-klagomål.docx
@@ -178,7 +178,7 @@
       <w:r>
         <w:drawing>
           <wp:inline xmlns:a="http://schemas.openxmlformats.org/drawingml/2006/main" xmlns:pic="http://schemas.openxmlformats.org/drawingml/2006/picture">
-            <wp:extent cx="5486400" cy="4792587"/>
+            <wp:extent cx="5486400" cy="5148920"/>
             <wp:docPr id="1" name="Picture 1"/>
             <wp:cNvGraphicFramePr>
               <a:graphicFrameLocks noChangeAspect="1"/>
@@ -199,7 +199,7 @@
                   <pic:spPr>
                     <a:xfrm>
                       <a:off x="0" y="0"/>
-                      <a:ext cx="5486400" cy="4792587"/>
+                      <a:ext cx="5486400" cy="5148920"/>
                     </a:xfrm>
                     <a:prstGeom prst="rect"/>
                   </pic:spPr>
@@ -216,12 +216,12 @@
         <w:spacing w:after="240"/>
       </w:pPr>
       <w:r>
-        <w:t>Figur 1. Fyndplatser för naturvårdsarter inom 25 meter från avverkningsanmälan. Markörer utan svart kant är placerade på fyndplatsen. Markörer med svart kant är placerade vid sidan av fyndplatsen och har ett svart streck som visar fyndplatsens exakta position. Kartans mittpunktskoordinat är N 7180818, E 448485 i SWEREF 99 TM.</w:t>
+        <w:t>Figur 1. Fyndplatser för naturvårdsarter i och inom 25 meter från avverkningsanmälan. Markörer utan svart kant är placerade på fyndplatsen. Markörer med svart kant är placerade vid sidan av fyndplatsen och har ett svart streck som visar fyndplatsens exakta position. Kartans mittpunktskoordinat är N 7180818, E 448485 i SWEREF 99 TM.</w:t>
       </w:r>
     </w:p>
     <w:p>
       <w:r>
-        <w:t>Inom 25 meter från avverkningsanmälan finns fynd av 4 naturvårdsarter, varav 3 är rödlistade, 3 är typiska (T) och 1 är signalart (S): skrovelmössing (VU), brunpudrad nållav (NT, T), lunglav (NT, T) och stuplav (S, T). Se Figur 1.</w:t>
+        <w:t>I och inom 25 meter från avverkningsanmälan finns fynd av 23 naturvårdsarter, varav 18 är rödlistade, 12 är typiska (T) och 5 är signalarter (S): njurlavsknapp (EN), Abrothallus lobariae (VU), Calycina lobariae (VU), liten sotlav (VU, T), läderlappslav (VU, T), norsk näverlav (VU), Protounguicularia nephromatis (VU), skrovelmössing (VU), västlig njurlav (VU, T), barkporlav (NT), brunpudrad nållav (NT, T), grynig filtlav (NT, T), lunglav (NT, T), Refractohilum galligenum (NT), Rostania pallida (NT), skrovellav (NT, T), Merismatium lobariae (DD), Roselliniella nephromatis (DD), bårdlav (S, T), gytterlav (S, T), luddlav (S, T), rostfläck (S, T) och stuplav (S, T). Se Figur 1.</w:t>
       </w:r>
     </w:p>
     <w:p>
@@ -252,10 +252,55 @@
         <w:rPr>
           <w:b/>
         </w:rPr>
-        <w:t>Skrovelmössing (VU)</w:t>
-      </w:r>
-      <w:r>
-        <w:t xml:space="preserve"> är en parasitisk svamp som enbart växer på lunglav (NT). Lunglav växer på stammar av olika lövträd, främst på halvöppna växtplatser med hög och jämn luftfuktighet. Genom att skydda och utveckla skogsmiljöer med lunglav gynnas också en lång rad andra sällsynta och rödlistade arter såsom exempelvis lavparasiterna lunglavshårprick (CR), </w:t>
+        <w:t xml:space="preserve">Njurlavsknapp (EN) </w:t>
+      </w:r>
+      <w:r>
+        <w:t xml:space="preserve">är en mycket sällsynt parasitisk svamp som växer på stuplav. Njurlavsknappen ställer höga krav på sin livsmiljö och är beroende av hög och jämn luftfuktighet, sannolikt krävs det ett suboceaniskt lokalklimat för att den ska trivas på sina lokaler. Arten hotas av avverkning av äldre granskog, kontinuitetsskog, med högt inslag av sälg och rönn i suboceaniska klimatlägen. Utöver njurlavsknapp finns det tre andra lavparasiter; </w:t>
+      </w:r>
+      <w:r>
+        <w:rPr>
+          <w:i/>
+        </w:rPr>
+        <w:t>Protounguicularia nephromatis</w:t>
+      </w:r>
+      <w:r>
+        <w:t xml:space="preserve"> (VU), </w:t>
+      </w:r>
+      <w:r>
+        <w:rPr>
+          <w:i/>
+        </w:rPr>
+        <w:t>Refractohilum galligenum</w:t>
+      </w:r>
+      <w:r>
+        <w:t xml:space="preserve"> (NT) och </w:t>
+      </w:r>
+      <w:r>
+        <w:rPr>
+          <w:i/>
+        </w:rPr>
+        <w:t>Roselliniella nephromatis</w:t>
+      </w:r>
+      <w:r>
+        <w:t xml:space="preserve"> (DD), vilka också växer på stuplav (SLU Artdatabanken, 2026).</w:t>
+      </w:r>
+    </w:p>
+    <w:p>
+      <w:r>
+        <w:rPr>
+          <w:b/>
+          <w:i/>
+        </w:rPr>
+        <w:t xml:space="preserve">Abrothallus lobariae </w:t>
+      </w:r>
+      <w:r>
+        <w:rPr>
+          <w:b/>
+        </w:rPr>
+        <w:t>(VU)</w:t>
+      </w:r>
+      <w:r>
+        <w:t xml:space="preserve"> är en sällsynt parasit som växer på lunglav (NT). Lunglav växer på stammar av olika lövträd, främst på halvöppna växtplatser med hög och jämn luftfuktighet.  Genom att skydda och utveckla skogsmiljöer med lunglav gynnas också en lång rad andra sällsynta och rödlistade arter såsom exempelvis lavparasiterna lunglavshårprick (CR), </w:t>
       </w:r>
       <w:r>
         <w:rPr>
@@ -289,11 +334,56 @@
       <w:r>
         <w:rPr>
           <w:b/>
+          <w:i/>
         </w:rPr>
-        <w:t>Brunpudrad nållav (NT)</w:t>
-      </w:r>
-      <w:r>
-        <w:t xml:space="preserve"> är beroende av hög, jämn luftfuktighet och kan påträffas i fuktiga skogar av naturskogskaraktär, ofta i sumpgranskog eller andra sumpskogar. Arten är placerad högst upp i Skogsstyrelsens värdepyramid för bedömning av skog med höga naturvärden och förekomster bör undantas från skogsbruksåtgärder. Brunpudrad nållav är typisk art för </w:t>
+        <w:t>Calycina lobariae</w:t>
+      </w:r>
+      <w:r>
+        <w:rPr>
+          <w:b/>
+        </w:rPr>
+        <w:t xml:space="preserve"> (VU)</w:t>
+      </w:r>
+      <w:r>
+        <w:t xml:space="preserve"> är en sällsynt parasit som växer på lunglav (NT). Lunglav växer på stammar av olika lövträd, främst på halvöppna växtplatser med hög och jämn luftfuktighet.  Genom att skydda och utveckla skogsmiljöer med lunglav gynnas också en lång rad andra sällsynta och rödlistade arter såsom exempelvis lavparasiterna lunglavshårprick (CR), </w:t>
+      </w:r>
+      <w:r>
+        <w:rPr>
+          <w:i/>
+        </w:rPr>
+        <w:t>Abrothallus diederichii</w:t>
+      </w:r>
+      <w:r>
+        <w:t xml:space="preserve"> (VU), </w:t>
+      </w:r>
+      <w:r>
+        <w:rPr>
+          <w:i/>
+        </w:rPr>
+        <w:t>Abrothallus lobariae</w:t>
+      </w:r>
+      <w:r>
+        <w:t xml:space="preserve"> (VU), </w:t>
+      </w:r>
+      <w:r>
+        <w:rPr>
+          <w:i/>
+        </w:rPr>
+        <w:t>Calycina lobariae</w:t>
+      </w:r>
+      <w:r>
+        <w:t xml:space="preserve"> (VU), lunglavsknapp (VU) och skrovelmössing (VU). Rikliga förekomster av lunglav bör skyddas med biotopskydd, frivilliga avsättningar eller reservat (SLU Artdatabanken, 2026).</w:t>
+      </w:r>
+    </w:p>
+    <w:p>
+      <w:r>
+        <w:rPr>
+          <w:b/>
+        </w:rPr>
+        <w:t>Liten sotlav (VU)</w:t>
+      </w:r>
+      <w:r>
+        <w:t xml:space="preserve"> förekommer i gamla brandrefugiala boreala granskogar där den oftast påträffas på grovbarkiga, senvuxna, mycket gamla granar. Arten är en av de mest krävande arterna i fuktig grannaturskog och är placerad högst upp i Skogsstyrelsens värdepyramid för bedömning av skog med höga naturvärden. Samtliga förekomster bör skyddas. Liten sotlav är typisk art för </w:t>
       </w:r>
       <w:r>
         <w:rPr>
@@ -310,10 +400,104 @@
         <w:rPr>
           <w:b/>
         </w:rPr>
-        <w:t>Lunglav (NT)</w:t>
-      </w:r>
-      <w:r>
-        <w:t xml:space="preserve"> är en av vårt lands främsta signalarter som överallt indikerar gamla lövträd, skogsbestånd med höga naturvärden och ekosystem med långskoglig kontinuitet. Lokalt kan förekomsten vara mycket riklig men den hittas nästan enbart i gamla och ej slutavverkade skogar. Artens samtliga förekomster bör uppmärksammas från naturvårdssynpunkt, då många lokaler även hyser andra ovanliga och rödlistade arter. Rikliga förekomster bör skyddas med biotopskydd, frivilliga avsättningar eller reservat. På lunglav kan de sällsynta lavparasiterna lunglavshårprick (CR), </w:t>
+        <w:t>Läderlappslav (VU)</w:t>
+      </w:r>
+      <w:r>
+        <w:t xml:space="preserve"> växer på gamla lövträd, främst lönn, rönn, asp och ask, på lokaler med hög luftfuktighet. Lämpliga lokaler bör skyddas. Tills vidare bör lokaler i skog undantas från rationell skogsskötsel. Läderlappslav är typisk art för </w:t>
+      </w:r>
+      <w:r>
+        <w:rPr>
+          <w:i/>
+        </w:rPr>
+        <w:t xml:space="preserve">9010 Taiga, 9020 Nordlig ädellövskog, 9070 Trädklädd betesmark </w:t>
+      </w:r>
+      <w:r>
+        <w:t xml:space="preserve">och </w:t>
+      </w:r>
+      <w:r>
+        <w:rPr>
+          <w:i/>
+        </w:rPr>
+        <w:t>9180 Ädellövskog i branter</w:t>
+      </w:r>
+      <w:r>
+        <w:t xml:space="preserve"> (SLU Artdatabanken, 2024).</w:t>
+      </w:r>
+    </w:p>
+    <w:p>
+      <w:r>
+        <w:rPr>
+          <w:b/>
+        </w:rPr>
+        <w:t>Norsk näverlav (VU)</w:t>
+      </w:r>
+      <w:r>
+        <w:t>, rödlistad som sårbar, är en suboceanisk art och påträffas bara i områden med hög och jämn luftfuktighet. Den växer i fuktiga granskogar, främst på stammar eller grenar av äldre björkar och granar. Arten är placerad i toppen av Skogsstyrelsens värdepyramid för bedömning av skog med höga naturvärden och försvinner eller missgynnas starkt vid all form av avverkning på eller i anslutning till lokalerna. Norsk näverlav har en hög andel av sin världspopulation i Norge och Sverige vilket medför ett särskilt ansvar för arten (Nitare &amp; Skogsstyrelsen, 2019; SLU Artdatabanken, 2024).</w:t>
+      </w:r>
+    </w:p>
+    <w:p>
+      <w:r>
+        <w:rPr>
+          <w:b/>
+          <w:i/>
+        </w:rPr>
+        <w:t xml:space="preserve">Protounguicularia nephromatis </w:t>
+      </w:r>
+      <w:r>
+        <w:rPr>
+          <w:b/>
+        </w:rPr>
+        <w:t>(VU)</w:t>
+      </w:r>
+      <w:r>
+        <w:t xml:space="preserve"> är en sällsynt lavparasit som associeras till njurlavar (Nephroma)</w:t>
+      </w:r>
+      <w:r>
+        <w:rPr>
+          <w:i/>
+        </w:rPr>
+        <w:t xml:space="preserve"> </w:t>
+      </w:r>
+      <w:r>
+        <w:t xml:space="preserve">och växer i boreala kontinuitetsskogar med hög och jämn luftfuktighet. Den hittas oftast på stuplav men har även påträffats på västlig njurlav (VU) och bårdlav. Utöver </w:t>
+      </w:r>
+      <w:r>
+        <w:rPr>
+          <w:i/>
+        </w:rPr>
+        <w:t>Protounguicularia nephromatis</w:t>
+      </w:r>
+      <w:r>
+        <w:t xml:space="preserve"> finns det ytterligare tre sällsynta lavparasiter som växer på stuplav; njurlavsknapp (EN), </w:t>
+      </w:r>
+      <w:r>
+        <w:rPr>
+          <w:i/>
+        </w:rPr>
+        <w:t>Refractohilum galligenum</w:t>
+      </w:r>
+      <w:r>
+        <w:t xml:space="preserve"> (NT) och </w:t>
+      </w:r>
+      <w:r>
+        <w:rPr>
+          <w:i/>
+        </w:rPr>
+        <w:t>Roselliniella nephromatis</w:t>
+      </w:r>
+      <w:r>
+        <w:t xml:space="preserve"> (DD). Samtliga dessa lavparasiter hotas av brist på kontinuitetsskog och minskning av de relaterade värdarterna (SLU Artdatabanken, 2026).</w:t>
+      </w:r>
+    </w:p>
+    <w:p>
+      <w:r>
+        <w:rPr>
+          <w:b/>
+        </w:rPr>
+        <w:t>Skrovelmössing (VU)</w:t>
+      </w:r>
+      <w:r>
+        <w:t xml:space="preserve"> är en parasitisk svamp som enbart växer på lunglav (NT). Lunglav växer på stammar av olika lövträd, främst på halvöppna växtplatser med hög och jämn luftfuktighet. Genom att skydda och utveckla skogsmiljöer med lunglav gynnas också en lång rad andra sällsynta och rödlistade arter såsom exempelvis lavparasiterna lunglavshårprick (CR), </w:t>
       </w:r>
       <w:r>
         <w:rPr>
@@ -340,6 +524,160 @@
         <w:t>Calycina lobariae</w:t>
       </w:r>
       <w:r>
+        <w:t xml:space="preserve"> (VU), lunglavsknapp (VU) och skrovelmössing (VU). Rikliga förekomster av lunglav bör skyddas med biotopskydd, frivilliga avsättningar eller reservat (SLU Artdatabanken, 2026).</w:t>
+      </w:r>
+    </w:p>
+    <w:p>
+      <w:r>
+        <w:rPr>
+          <w:b/>
+        </w:rPr>
+        <w:t>Västlig njurlav (VU)</w:t>
+      </w:r>
+      <w:r>
+        <w:t xml:space="preserve"> växer på mossiga lövträdstammar eller klippor i områden med hög luftfuktighet och förekommer huvudsakligen på lövträd, främst asp men ofta också på ask, sälg, rönn, ek och lönn. Den mest typiska miljön är halvöppen blandskog i bergskanter med gran och senvuxna aspar. Arten hotas av avverkning av asp och andra lövträd i blandskogar samt av utglesning av skog på eller i omedelbar närhet av växtplatsen. Nyetablering och spridning försvåras av att aspar i blandskogar ofta avverkas i samband med gallringar. Lämpliga miljöer nyskapas i mycket begränsad omfattning. Västlig njurlav är placerad högst upp i Skogsstyrelsens värdepyramid för bedömning av skog med höga naturvärden och har minskat med 25 (20–30) % under de senaste 50 åren. Sedan 2010 har minskningstakten ökat och överstiger gränsvärdet för Sårbar (VU). På västlig njurlav kan även de sällsynta lavparasiterna </w:t>
+      </w:r>
+      <w:r>
+        <w:rPr>
+          <w:i/>
+        </w:rPr>
+        <w:t>Protounguicularia nephromatis</w:t>
+      </w:r>
+      <w:r>
+        <w:t xml:space="preserve"> (VU) och </w:t>
+      </w:r>
+      <w:r>
+        <w:rPr>
+          <w:i/>
+        </w:rPr>
+        <w:t>Refractohilum galligenum</w:t>
+      </w:r>
+      <w:r>
+        <w:t xml:space="preserve"> (NT) påträffas. Västlig njurlav är typisk art för </w:t>
+      </w:r>
+      <w:r>
+        <w:rPr>
+          <w:i/>
+        </w:rPr>
+        <w:t xml:space="preserve">9010 Taiga, 9020 Nordlig ädellövskog, 9070 Trädklädd betesmark, 9110 Näringsfattig bokskog, 9160 Näringsrik ekskog, 9180 Ädellövskog i branter </w:t>
+      </w:r>
+      <w:r>
+        <w:t>och</w:t>
+      </w:r>
+      <w:r>
+        <w:rPr>
+          <w:i/>
+        </w:rPr>
+        <w:t xml:space="preserve"> 9190 Näringsfattig ekskog</w:t>
+      </w:r>
+      <w:r>
+        <w:t xml:space="preserve"> (SLU Artdatabanken, 2026; Nitare &amp; Skogsstyrelsen, 2019).</w:t>
+      </w:r>
+    </w:p>
+    <w:p>
+      <w:r>
+        <w:rPr>
+          <w:b/>
+        </w:rPr>
+        <w:t>Barkporlav (NT)</w:t>
+      </w:r>
+      <w:r>
+        <w:t xml:space="preserve"> växer främst på äldre lövträd i lövrika barrskogar av naturskogskaraktär med hög luftfuktighet. Flera av växtplatserna är vid större vattenfall, där forsdimma ger hög och jämn luftfuktighet. Det huvudsakliga hotet mot arten är skogsavverkningar och det finns inga uppgifter om att arten överlever på lövträd som har ställts kvar efter slutavverkning. Kända lokaler bör skyddas (SLU Artdatabanken, 2024).</w:t>
+      </w:r>
+    </w:p>
+    <w:p>
+      <w:r>
+        <w:rPr>
+          <w:b/>
+        </w:rPr>
+        <w:t>Brunpudrad nållav (NT)</w:t>
+      </w:r>
+      <w:r>
+        <w:t xml:space="preserve"> är beroende av hög, jämn luftfuktighet och kan påträffas i fuktiga skogar av naturskogskaraktär, ofta i sumpgranskog eller andra sumpskogar. Arten är placerad högst upp i Skogsstyrelsens värdepyramid för bedömning av skog med höga naturvärden och förekomster bör undantas från skogsbruksåtgärder. Brunpudrad nållav är typisk art för </w:t>
+      </w:r>
+      <w:r>
+        <w:rPr>
+          <w:i/>
+        </w:rPr>
+        <w:t>9010 Taiga</w:t>
+      </w:r>
+      <w:r>
+        <w:t xml:space="preserve"> (SLU Artdatabanken, 2024; Nitare &amp; Skogsstyrelsen, 2019).</w:t>
+      </w:r>
+    </w:p>
+    <w:p>
+      <w:r>
+        <w:rPr>
+          <w:b/>
+        </w:rPr>
+        <w:t>Grynig filtlav (NT)</w:t>
+      </w:r>
+      <w:r>
+        <w:t xml:space="preserve"> tillhör en grupp fuktighetskrävande, storväxta bladlavar där också bl.a. lunglav (NT) ingår. Den växer framför allt på gamla mossiga stammar av lövträd, särskilt ädellövträd samt asp och sälg, i kulturmarker, lövskogar, halvöppna och lövrika barrblandskogar i områden med hög luftfuktighet. Arten indikerar långvarig förekomst av gamla lövträd och ett mikroklimat med konstant hög och jämn luftfuktighet. Grynig filtlav är typisk art för </w:t>
+      </w:r>
+      <w:r>
+        <w:rPr>
+          <w:i/>
+        </w:rPr>
+        <w:t>9010 Taiga, 9020 Nordlig ädellövskog, 9110 Näringsfattig bokskog, 9130 Näringsrik bokskog, 9160 Näringsrik ekskog, 9180 Ädellövskog i branter,</w:t>
+      </w:r>
+      <w:r>
+        <w:t xml:space="preserve"> </w:t>
+      </w:r>
+      <w:r>
+        <w:rPr>
+          <w:i/>
+        </w:rPr>
+        <w:t>9190 Näringsfattig ekskog</w:t>
+      </w:r>
+      <w:r>
+        <w:t xml:space="preserve"> och </w:t>
+      </w:r>
+      <w:r>
+        <w:rPr>
+          <w:i/>
+        </w:rPr>
+        <w:t>9070 Trädklädd betesmark</w:t>
+      </w:r>
+      <w:r>
+        <w:t xml:space="preserve"> (SLU Artdatabanken, 2024; Nitare &amp; Skogsstyrelsen, 2019).</w:t>
+      </w:r>
+    </w:p>
+    <w:p>
+      <w:r>
+        <w:rPr>
+          <w:b/>
+        </w:rPr>
+        <w:t>Lunglav (NT)</w:t>
+      </w:r>
+      <w:r>
+        <w:t xml:space="preserve"> är en av vårt lands främsta signalarter som överallt indikerar gamla lövträd, skogsbestånd med höga naturvärden och ekosystem med långskoglig kontinuitet. Lokalt kan förekomsten vara mycket riklig men den hittas nästan enbart i gamla och ej slutavverkade skogar. Artens samtliga förekomster bör uppmärksammas från naturvårdssynpunkt, då många lokaler även hyser andra ovanliga och rödlistade arter. Rikliga förekomster bör skyddas med biotopskydd, frivilliga avsättningar eller reservat. På lunglav kan de sällsynta lavparasiterna lunglavshårprick (CR), </w:t>
+      </w:r>
+      <w:r>
+        <w:rPr>
+          <w:i/>
+        </w:rPr>
+        <w:t>Abrothallus diederichii</w:t>
+      </w:r>
+      <w:r>
+        <w:t xml:space="preserve"> (VU), </w:t>
+      </w:r>
+      <w:r>
+        <w:rPr>
+          <w:i/>
+        </w:rPr>
+        <w:t>Abrothallus lobariae</w:t>
+      </w:r>
+      <w:r>
+        <w:t xml:space="preserve"> (VU), </w:t>
+      </w:r>
+      <w:r>
+        <w:rPr>
+          <w:i/>
+        </w:rPr>
+        <w:t>Calycina lobariae</w:t>
+      </w:r>
+      <w:r>
         <w:t xml:space="preserve"> (VU), lunglavsknapp (VU) och skrovelmössing (VU) påträffas. Lunglav är typisk art för </w:t>
       </w:r>
       <w:r>
@@ -359,6 +697,347 @@
       </w:r>
       <w:r>
         <w:t xml:space="preserve"> (SLU Artdatabanken, 2026; Nitare &amp; Skogsstyrelsen, 2019).</w:t>
+      </w:r>
+    </w:p>
+    <w:p>
+      <w:r>
+        <w:rPr>
+          <w:b/>
+          <w:i/>
+        </w:rPr>
+        <w:t xml:space="preserve">Refractohilum galligenum </w:t>
+      </w:r>
+      <w:r>
+        <w:rPr>
+          <w:b/>
+        </w:rPr>
+        <w:t>(NT)</w:t>
+      </w:r>
+      <w:r>
+        <w:t xml:space="preserve"> är en lavparasit som växer på stuplav och västlig njurlav (VU) i boreala kontinuitetsskogar med hög och jämn luftfuktighet. Utöver </w:t>
+      </w:r>
+      <w:r>
+        <w:rPr>
+          <w:i/>
+        </w:rPr>
+        <w:t>Refractohilum galligenum</w:t>
+      </w:r>
+      <w:r>
+        <w:rPr>
+          <w:b/>
+          <w:i/>
+        </w:rPr>
+        <w:t xml:space="preserve"> </w:t>
+      </w:r>
+      <w:r>
+        <w:t xml:space="preserve">finns det tre andra sällsynta lavparasiter; njurlavsknapp (EN), </w:t>
+      </w:r>
+      <w:r>
+        <w:rPr>
+          <w:i/>
+        </w:rPr>
+        <w:t xml:space="preserve">Protounguicularia nephromatis </w:t>
+      </w:r>
+      <w:r>
+        <w:t>(VU)</w:t>
+      </w:r>
+      <w:r>
+        <w:rPr>
+          <w:i/>
+        </w:rPr>
+        <w:t xml:space="preserve"> </w:t>
+      </w:r>
+      <w:r>
+        <w:t xml:space="preserve">och </w:t>
+      </w:r>
+      <w:r>
+        <w:rPr>
+          <w:i/>
+        </w:rPr>
+        <w:t>Roselliniella nephromatis</w:t>
+      </w:r>
+      <w:r>
+        <w:t xml:space="preserve"> (DD), vilka också växer på stuplav. Samtliga dessa lavparasiter hotas av brist på kontinuitetsskog och minskning av de relaterade värdarterna (SLU Artdatabanken, 2026).</w:t>
+      </w:r>
+    </w:p>
+    <w:p>
+      <w:r>
+        <w:rPr>
+          <w:b/>
+          <w:i/>
+        </w:rPr>
+        <w:t xml:space="preserve">Rostania pallida </w:t>
+      </w:r>
+      <w:r>
+        <w:rPr>
+          <w:b/>
+        </w:rPr>
+        <w:t>(NT)</w:t>
+      </w:r>
+      <w:r>
+        <w:t xml:space="preserve"> är en sällsynt lav som växer på gamla lövträd och kräver, åtminstone periodvis, hög luftfuktighet. Oftast står lövträden inne i gammal barrskog. Arten påverkas negativt av brist på kontinuitetsskog och en minskning av populationen pågår eller förväntas ske. Minskningstakten för den svenska populationen bedöms vara nära gränsvärdet för sårbar (VU) (SLU Artdatabanken, 2026).</w:t>
+      </w:r>
+    </w:p>
+    <w:p>
+      <w:r>
+        <w:rPr>
+          <w:b/>
+        </w:rPr>
+        <w:t>Skrovellav (NT)</w:t>
+      </w:r>
+      <w:r>
+        <w:t xml:space="preserve"> växer på gamla lövträd och på klippor i gamla skogar med hög och jämn luftfuktighet. Slutavverkning av kontinuitetsskog utgör det största hotet och lavens fortsatta förekomst bör säkerställas genom att lokaler med äldre skog skyddas. I områden med mycket hög luftfuktighet kan man på bålen av skrovellav finna de sällsynta parasitsvamparna skrovellavsknapp (EN), </w:t>
+      </w:r>
+      <w:r>
+        <w:rPr>
+          <w:i/>
+        </w:rPr>
+        <w:t>Catillaria lobariicola</w:t>
+      </w:r>
+      <w:r>
+        <w:t xml:space="preserve"> (VU) och </w:t>
+      </w:r>
+      <w:r>
+        <w:rPr>
+          <w:i/>
+        </w:rPr>
+        <w:t>Merismatium lobariae</w:t>
+      </w:r>
+      <w:r>
+        <w:t xml:space="preserve"> (DD). Skrovellav är typisk art för </w:t>
+      </w:r>
+      <w:r>
+        <w:rPr>
+          <w:i/>
+        </w:rPr>
+        <w:t xml:space="preserve">9010 Taiga, 9020 Nordlig ädellövskog, 9040 Fjällbjörkskog, 9070 Trädklädd betesmark, 9160 Näringsrik ekskog, 9180 Ädellövskog i branter, 9190 Näringsfattig ekskog, 8210 Kalkbranter </w:t>
+      </w:r>
+      <w:r>
+        <w:t xml:space="preserve">och </w:t>
+      </w:r>
+      <w:r>
+        <w:rPr>
+          <w:i/>
+        </w:rPr>
+        <w:t>6530 Lövängar</w:t>
+      </w:r>
+      <w:r>
+        <w:t xml:space="preserve"> (SLU Artdatabanken, 2026; Nitare &amp; Skogsstyrelsen, 2019).</w:t>
+      </w:r>
+    </w:p>
+    <w:p>
+      <w:r>
+        <w:rPr>
+          <w:b/>
+          <w:i/>
+        </w:rPr>
+        <w:t xml:space="preserve">Merismatium lobariae </w:t>
+      </w:r>
+      <w:r>
+        <w:rPr>
+          <w:b/>
+        </w:rPr>
+        <w:t>(DD)</w:t>
+      </w:r>
+      <w:r>
+        <w:t xml:space="preserve"> är en sällsynt parasit som är knuten till den likaså rödlistade arten skrovellav (NT). Värdarten skrovellav växer på gamla lövträd och på klippor i gamla skogar med hög och jämn luftfuktighet. Slutavverkning av kontinuitetsskog utgör det största hotet och skrovellavens fortsatta förekomst bör säkerställas genom att lokaler med äldre skog skyddas. I områden med mycket hög luftfuktighet finns det ytterligare två mycket sällsynta parasitsvampar, skrovellavsknapp (EN) och </w:t>
+      </w:r>
+      <w:r>
+        <w:rPr>
+          <w:i/>
+        </w:rPr>
+        <w:t xml:space="preserve">Catillaria lobariicola </w:t>
+      </w:r>
+      <w:r>
+        <w:t xml:space="preserve">(VU), vilka också växer på bålen av skrovellav. Faktaunderlaget för </w:t>
+      </w:r>
+      <w:r>
+        <w:rPr>
+          <w:i/>
+        </w:rPr>
+        <w:t xml:space="preserve">Merismatium lobariae </w:t>
+      </w:r>
+      <w:r>
+        <w:t>(DD) bedöms vara otillräckligt för att avgöra vilken av de olika rödlistningskategorierna som är mest trolig (SLU Artdatabanken, 2026).</w:t>
+      </w:r>
+    </w:p>
+    <w:p>
+      <w:r>
+        <w:rPr>
+          <w:b/>
+          <w:i/>
+        </w:rPr>
+        <w:t>Roselliniella nephromatis</w:t>
+      </w:r>
+      <w:r>
+        <w:rPr>
+          <w:b/>
+        </w:rPr>
+        <w:t xml:space="preserve"> (DD)</w:t>
+      </w:r>
+      <w:r>
+        <w:t xml:space="preserve"> är en lavparasit som växer på stuplav. Det finns ytterligare tre sällsynta lavparasiter som är knutna till stuplav; njurlavsknapp (EN), </w:t>
+      </w:r>
+      <w:r>
+        <w:rPr>
+          <w:i/>
+        </w:rPr>
+        <w:t xml:space="preserve">Protounguicularia nephromatis </w:t>
+      </w:r>
+      <w:r>
+        <w:t>(VU)</w:t>
+      </w:r>
+      <w:r>
+        <w:rPr>
+          <w:i/>
+        </w:rPr>
+        <w:t xml:space="preserve"> </w:t>
+      </w:r>
+      <w:r>
+        <w:t xml:space="preserve">och </w:t>
+      </w:r>
+      <w:r>
+        <w:rPr>
+          <w:i/>
+        </w:rPr>
+        <w:t>Refractohilum galligenum</w:t>
+      </w:r>
+      <w:r>
+        <w:t xml:space="preserve"> (NT). Samtliga dessa lavparasiter är beroende av hög luftfuktighet och hotas av brist på kontinuitetsskog samt minskning av de relaterade värdarterna. Faktaunderlaget för </w:t>
+      </w:r>
+      <w:r>
+        <w:rPr>
+          <w:i/>
+        </w:rPr>
+        <w:t>Roselliniella nephromatis</w:t>
+      </w:r>
+      <w:r>
+        <w:t xml:space="preserve"> (DD) bedöms vara otillräckligt för att avgöra vilken av de olika rödlistningskategorierna som är mest trolig (SLU Artdatabanken, 2026).</w:t>
+      </w:r>
+    </w:p>
+    <w:p>
+      <w:r>
+        <w:rPr>
+          <w:b/>
+        </w:rPr>
+        <w:t>Bårdlav</w:t>
+      </w:r>
+      <w:r>
+        <w:t xml:space="preserve"> signalerar miljöer med höga naturvärden och på lokalerna finns vanligtvis många andra ovanliga och rödlistade arter. Den visar även på platser med hög och jämn luftfuktighet. På bårdlav och andra njurlavar (Nephroma) kan de sällsynta parasiterna </w:t>
+      </w:r>
+      <w:r>
+        <w:rPr>
+          <w:i/>
+        </w:rPr>
+        <w:t xml:space="preserve">Protounguicularia nephromatis </w:t>
+      </w:r>
+      <w:r>
+        <w:t xml:space="preserve">(VU) och </w:t>
+      </w:r>
+      <w:r>
+        <w:rPr>
+          <w:i/>
+        </w:rPr>
+        <w:t xml:space="preserve">Tremella nephromatis </w:t>
+      </w:r>
+      <w:r>
+        <w:t xml:space="preserve">(DD) påträffas. Bårdlav är typisk art för </w:t>
+      </w:r>
+      <w:r>
+        <w:rPr>
+          <w:i/>
+        </w:rPr>
+        <w:t xml:space="preserve">9010 Taiga, 9020 Nordlig ädellövskog, 9070 Trädklädd betesmark, 9110 Näringsfattig bokskog, 9160 Näringsrik ekskog, 9180 Ädellövskog i branter </w:t>
+      </w:r>
+      <w:r>
+        <w:t>och</w:t>
+      </w:r>
+      <w:r>
+        <w:rPr>
+          <w:i/>
+        </w:rPr>
+        <w:t xml:space="preserve"> 9190 Näringsfattig ekskog</w:t>
+      </w:r>
+      <w:r>
+        <w:t xml:space="preserve"> (SLU Artdatabanken, 2026; Nitare &amp; Skogsstyrelsen, 2019).</w:t>
+      </w:r>
+    </w:p>
+    <w:p>
+      <w:r>
+        <w:rPr>
+          <w:b/>
+        </w:rPr>
+        <w:t xml:space="preserve">Gytterlav </w:t>
+      </w:r>
+      <w:r>
+        <w:t xml:space="preserve">signalerar höga naturvärden i södra och mellersta Sverige, samt längs Norrlands kustland. Förekomster i söder, framför allt på trädstammar, är en indikation på gammal skogsmark med långvarig förekomst av äldre lövträd i miljöer med hög och jämn luftfuktighet. Gytterlav är typisk art för </w:t>
+      </w:r>
+      <w:r>
+        <w:rPr>
+          <w:i/>
+        </w:rPr>
+        <w:t xml:space="preserve">9040 Fjällbjörkskog </w:t>
+      </w:r>
+      <w:r>
+        <w:t>(Nitare &amp; Skogsstyrelsen, 2019; SLU Artdatabanken, 2025).</w:t>
+      </w:r>
+    </w:p>
+    <w:p>
+      <w:r>
+        <w:rPr>
+          <w:b/>
+        </w:rPr>
+        <w:t>Luddlav</w:t>
+      </w:r>
+      <w:r>
+        <w:t xml:space="preserve"> signalerar lång skoglig kontinuitet med ett stabilt lokal- och mikroklimat med hög och jämn fuktighet. Luddlav är typisk art för </w:t>
+      </w:r>
+      <w:r>
+        <w:rPr>
+          <w:i/>
+        </w:rPr>
+        <w:t>9010 Taiga,</w:t>
+      </w:r>
+      <w:r>
+        <w:t xml:space="preserve"> </w:t>
+      </w:r>
+      <w:r>
+        <w:rPr>
+          <w:i/>
+        </w:rPr>
+        <w:t xml:space="preserve">9020 Nordlig ädellövskog, 9070 Trädklädd betesmark, 9110 Näringsfattig bokskog, 9180 Ädellövskog i branter </w:t>
+      </w:r>
+      <w:r>
+        <w:t>och</w:t>
+      </w:r>
+      <w:r>
+        <w:rPr>
+          <w:i/>
+        </w:rPr>
+        <w:t xml:space="preserve"> 9190 Näringsfattig ekskog </w:t>
+      </w:r>
+      <w:r>
+        <w:t>(Nitare &amp; Skogsstyrelsen, 2019; SLU Artdatabanken, 2025).</w:t>
+      </w:r>
+    </w:p>
+    <w:p>
+      <w:r>
+        <w:rPr>
+          <w:b/>
+        </w:rPr>
+        <w:t xml:space="preserve">Rostfläck </w:t>
+      </w:r>
+      <w:r>
+        <w:t xml:space="preserve">signalerar framför allt höga naturvärden i östra Sverige samt norr om den naturliga norrlandsgränsen. Arten indikerar här skogsmiljöer som under lång tid haft ett konstant fuktigt mikroklimat. Rika förekomster i Norrland visar sannolikt på bestånd med långvarig kontinuitet av gamla träd. När laven påträffas i alkärr signalerar den höga naturvärden inom hela sitt utbredningsområde. Rostfläck är typisk art för </w:t>
+      </w:r>
+      <w:r>
+        <w:rPr>
+          <w:i/>
+        </w:rPr>
+        <w:t xml:space="preserve">9190 Näringsfattig ekskog </w:t>
+      </w:r>
+      <w:r>
+        <w:t>(Nitare &amp; Skogsstyrelsen, 2019; SLU Artdatabanken, 2025).</w:t>
       </w:r>
     </w:p>
     <w:p>
@@ -486,10 +1165,18 @@
         <w:rPr>
           <w:b/>
         </w:rPr>
-        <w:t xml:space="preserve">6.4.3 </w:t>
-      </w:r>
-      <w:r>
-        <w:t>Bevarandeåtgärder genomförs för de kända förekomster av rödlistade arter som påverkas av skogsbruk.</w:t>
+        <w:t xml:space="preserve">6.4.1 </w:t>
+      </w:r>
+      <w:r>
+        <w:t>Följande biotoper undantas från alla skogsbruksåtgärder, förutom åtgärder påkallade för att bevara eller främja biotopens naturliga eller hävdbetingade biologiska mångfald:</w:t>
+      </w:r>
+    </w:p>
+    <w:p>
+      <w:pPr>
+        <w:ind w:left="357"/>
+      </w:pPr>
+      <w:r>
+        <w:t>b) nyckelbiotoper enligt Skogsstyrelsens definition och metod (1995)</w:t>
       </w:r>
     </w:p>
     <w:p>
@@ -507,7 +1194,36 @@
         <w:rPr>
           <w:i/>
         </w:rPr>
-        <w:t>I det avverkningsanmälda skogsområdet har 4 naturvårdsarter varav 3 rödlistade arter sina livsmiljöer och växtplatser.</w:t>
+        <w:t>I det avverkningsanmälda skogsområdet har 23 rödlistade arter och signalarter påträffats. Detta ska jämföras med Skogsstyrelsens uppföljning 2017 av nyckelbiotoper som visade att man i genomsnitt hittar 20,6 olika rödlistade arter och signalarter i en nyckelbiotop (Wijk, S. 2017. Biologisk mångfald i nyckelbiotoper – Resultat från inventeringen “Uppföljning biologisk mångfald” 2009–2015. Rapport 4/2017 Skogsstyrelsen, Jönköping).</w:t>
+      </w:r>
+    </w:p>
+    <w:p>
+      <w:r>
+        <w:rPr>
+          <w:b/>
+        </w:rPr>
+        <w:t xml:space="preserve">6.4.3 </w:t>
+      </w:r>
+      <w:r>
+        <w:t>Bevarandeåtgärder genomförs för de kända förekomster av rödlistade arter som påverkas av skogsbruk.</w:t>
+      </w:r>
+    </w:p>
+    <w:p>
+      <w:pPr>
+        <w:pStyle w:val="ListBullet"/>
+      </w:pPr>
+      <w:r>
+        <w:rPr>
+          <w:b/>
+          <w:i/>
+        </w:rPr>
+        <w:t xml:space="preserve">Kommentar: </w:t>
+      </w:r>
+      <w:r>
+        <w:rPr>
+          <w:i/>
+        </w:rPr>
+        <w:t>I det avverkningsanmälda skogsområdet har 23 naturvårdsarter varav 18 rödlistade arter sina livsmiljöer och växtplatser.</w:t>
       </w:r>
     </w:p>
     <w:p>
@@ -934,7 +1650,7 @@
     <w:r>
       <w:tab/>
       <w:tab/>
-      <w:t>2026-08-31</w:t>
+      <w:t>2026-09-01</w:t>
       <w:br/>
       <w:br/>
     </w:r>

--- a/klagomål/A 536-2023 FSC-klagomål.docx
+++ b/klagomål/A 536-2023 FSC-klagomål.docx
@@ -1650,7 +1650,7 @@
     <w:r>
       <w:tab/>
       <w:tab/>
-      <w:t>2026-09-01</w:t>
+      <w:t>2026-09-02</w:t>
       <w:br/>
       <w:br/>
     </w:r>

--- a/klagomål/A 536-2023 FSC-klagomål.docx
+++ b/klagomål/A 536-2023 FSC-klagomål.docx
@@ -1650,7 +1650,7 @@
     <w:r>
       <w:tab/>
       <w:tab/>
-      <w:t>2026-09-02</w:t>
+      <w:t>2026-09-03</w:t>
       <w:br/>
       <w:br/>
     </w:r>

--- a/klagomål/A 536-2023 FSC-klagomål.docx
+++ b/klagomål/A 536-2023 FSC-klagomål.docx
@@ -1650,7 +1650,7 @@
     <w:r>
       <w:tab/>
       <w:tab/>
-      <w:t>2026-09-03</w:t>
+      <w:t>2026-09-04</w:t>
       <w:br/>
       <w:br/>
     </w:r>

--- a/klagomål/A 536-2023 FSC-klagomål.docx
+++ b/klagomål/A 536-2023 FSC-klagomål.docx
@@ -1650,7 +1650,7 @@
     <w:r>
       <w:tab/>
       <w:tab/>
-      <w:t>2026-09-04</w:t>
+      <w:t>2026-09-05</w:t>
       <w:br/>
       <w:br/>
     </w:r>

--- a/klagomål/A 536-2023 FSC-klagomål.docx
+++ b/klagomål/A 536-2023 FSC-klagomål.docx
@@ -1650,7 +1650,7 @@
     <w:r>
       <w:tab/>
       <w:tab/>
-      <w:t>2026-09-05</w:t>
+      <w:t>2026-09-06</w:t>
       <w:br/>
       <w:br/>
     </w:r>

--- a/klagomål/A 536-2023 FSC-klagomål.docx
+++ b/klagomål/A 536-2023 FSC-klagomål.docx
@@ -1650,7 +1650,7 @@
     <w:r>
       <w:tab/>
       <w:tab/>
-      <w:t>2026-09-06</w:t>
+      <w:t>2026-09-07</w:t>
       <w:br/>
       <w:br/>
     </w:r>

--- a/klagomål/A 536-2023 FSC-klagomål.docx
+++ b/klagomål/A 536-2023 FSC-klagomål.docx
@@ -1650,7 +1650,7 @@
     <w:r>
       <w:tab/>
       <w:tab/>
-      <w:t>2026-09-07</w:t>
+      <w:t>2026-09-08</w:t>
       <w:br/>
       <w:br/>
     </w:r>

--- a/klagomål/A 536-2023 FSC-klagomål.docx
+++ b/klagomål/A 536-2023 FSC-klagomål.docx
@@ -1650,7 +1650,7 @@
     <w:r>
       <w:tab/>
       <w:tab/>
-      <w:t>2026-09-08</w:t>
+      <w:t>2026-09-09</w:t>
       <w:br/>
       <w:br/>
     </w:r>

--- a/klagomål/A 536-2023 FSC-klagomål.docx
+++ b/klagomål/A 536-2023 FSC-klagomål.docx
@@ -1650,7 +1650,7 @@
     <w:r>
       <w:tab/>
       <w:tab/>
-      <w:t>2026-09-09</w:t>
+      <w:t>2026-09-10</w:t>
       <w:br/>
       <w:br/>
     </w:r>

--- a/klagomål/A 536-2023 FSC-klagomål.docx
+++ b/klagomål/A 536-2023 FSC-klagomål.docx
@@ -1650,7 +1650,7 @@
     <w:r>
       <w:tab/>
       <w:tab/>
-      <w:t>2026-09-10</w:t>
+      <w:t>2026-09-11</w:t>
       <w:br/>
       <w:br/>
     </w:r>

--- a/klagomål/A 536-2023 FSC-klagomål.docx
+++ b/klagomål/A 536-2023 FSC-klagomål.docx
@@ -1650,7 +1650,7 @@
     <w:r>
       <w:tab/>
       <w:tab/>
-      <w:t>2026-09-11</w:t>
+      <w:t>2026-09-12</w:t>
       <w:br/>
       <w:br/>
     </w:r>
